--- a/Practicas Parcial 1/Codigo_Ingesta_Preprocesamiento.docx
+++ b/Practicas Parcial 1/Codigo_Ingesta_Preprocesamiento.docx
@@ -78,23 +78,39 @@
         </w:rPr>
         <w:t xml:space="preserve">Cuadernillo de </w:t>
       </w:r>
-      <w:proofErr w:type="gramStart"/>
       <w:r>
         <w:rPr>
           <w:color w:val="595959"/>
           <w:sz w:val="22"/>
           <w:szCs w:val="22"/>
         </w:rPr>
-        <w:t>código  ·</w:t>
-      </w:r>
-      <w:proofErr w:type="gramEnd"/>
+        <w:t xml:space="preserve">código </w:t>
+      </w:r>
+      <w:proofErr w:type="gramStart"/>
       <w:r>
         <w:rPr>
           <w:color w:val="595959"/>
           <w:sz w:val="22"/>
           <w:szCs w:val="22"/>
         </w:rPr>
-        <w:t xml:space="preserve">  Definición del problema, ingestión y preparación de datos</w:t>
+        <w:t>·</w:t>
+      </w:r>
+      <w:r>
+        <w:rPr>
+          <w:color w:val="595959"/>
+          <w:sz w:val="22"/>
+          <w:szCs w:val="22"/>
+        </w:rPr>
+        <w:t xml:space="preserve">  Definición</w:t>
+      </w:r>
+      <w:proofErr w:type="gramEnd"/>
+      <w:r>
+        <w:rPr>
+          <w:color w:val="595959"/>
+          <w:sz w:val="22"/>
+          <w:szCs w:val="22"/>
+        </w:rPr>
+        <w:t xml:space="preserve"> del problema, ingestión y preparación de datos</w:t>
       </w:r>
     </w:p>
     <w:p>
@@ -259,7 +275,7 @@
     </w:p>
     <w:p>
       <w:pPr>
-        <w:pStyle w:val="Heading1"/>
+        <w:pStyle w:val="Ttulo1"/>
         <w:keepNext/>
         <w:keepLines/>
         <w:pBdr>
@@ -426,12 +442,6 @@
         <w:gridCol w:w="10080"/>
       </w:tblGrid>
       <w:tr>
-        <w:tblPrEx>
-          <w:tblCellMar>
-            <w:top w:w="0" w:type="dxa"/>
-            <w:bottom w:w="0" w:type="dxa"/>
-          </w:tblCellMar>
-        </w:tblPrEx>
         <w:trPr>
           <w:cantSplit/>
         </w:trPr>
@@ -527,7 +537,7 @@
     </w:tbl>
     <w:p>
       <w:pPr>
-        <w:pStyle w:val="Heading1"/>
+        <w:pStyle w:val="Ttulo1"/>
         <w:keepNext/>
         <w:keepLines/>
         <w:pBdr>
@@ -661,12 +671,6 @@
         <w:gridCol w:w="10080"/>
       </w:tblGrid>
       <w:tr>
-        <w:tblPrEx>
-          <w:tblCellMar>
-            <w:top w:w="0" w:type="dxa"/>
-            <w:bottom w:w="0" w:type="dxa"/>
-          </w:tblCellMar>
-        </w:tblPrEx>
         <w:trPr>
           <w:cantSplit/>
         </w:trPr>
@@ -799,7 +803,7 @@
     </w:tbl>
     <w:p>
       <w:pPr>
-        <w:pStyle w:val="Heading1"/>
+        <w:pStyle w:val="Ttulo1"/>
         <w:keepNext/>
         <w:keepLines/>
         <w:pBdr>
@@ -921,12 +925,6 @@
         <w:gridCol w:w="10080"/>
       </w:tblGrid>
       <w:tr>
-        <w:tblPrEx>
-          <w:tblCellMar>
-            <w:top w:w="0" w:type="dxa"/>
-            <w:bottom w:w="0" w:type="dxa"/>
-          </w:tblCellMar>
-        </w:tblPrEx>
         <w:trPr>
           <w:cantSplit/>
         </w:trPr>
@@ -1295,12 +1293,6 @@
         <w:gridCol w:w="10080"/>
       </w:tblGrid>
       <w:tr>
-        <w:tblPrEx>
-          <w:tblCellMar>
-            <w:top w:w="0" w:type="dxa"/>
-            <w:bottom w:w="0" w:type="dxa"/>
-          </w:tblCellMar>
-        </w:tblPrEx>
         <w:trPr>
           <w:cantSplit/>
         </w:trPr>
@@ -1412,7 +1404,7 @@
     </w:tbl>
     <w:p>
       <w:pPr>
-        <w:pStyle w:val="Heading1"/>
+        <w:pStyle w:val="Ttulo1"/>
         <w:keepNext/>
         <w:keepLines/>
         <w:pBdr>
@@ -1534,12 +1526,6 @@
         <w:gridCol w:w="10080"/>
       </w:tblGrid>
       <w:tr>
-        <w:tblPrEx>
-          <w:tblCellMar>
-            <w:top w:w="0" w:type="dxa"/>
-            <w:bottom w:w="0" w:type="dxa"/>
-          </w:tblCellMar>
-        </w:tblPrEx>
         <w:trPr>
           <w:cantSplit/>
         </w:trPr>
@@ -1813,7 +1799,7 @@
     </w:tbl>
     <w:p>
       <w:pPr>
-        <w:pStyle w:val="Heading1"/>
+        <w:pStyle w:val="Ttulo1"/>
         <w:keepNext/>
         <w:keepLines/>
         <w:pBdr>
@@ -1924,12 +1910,6 @@
         <w:gridCol w:w="10080"/>
       </w:tblGrid>
       <w:tr>
-        <w:tblPrEx>
-          <w:tblCellMar>
-            <w:top w:w="0" w:type="dxa"/>
-            <w:bottom w:w="0" w:type="dxa"/>
-          </w:tblCellMar>
-        </w:tblPrEx>
         <w:trPr>
           <w:cantSplit/>
         </w:trPr>
@@ -2131,7 +2111,7 @@
     </w:tbl>
     <w:p>
       <w:pPr>
-        <w:pStyle w:val="Heading1"/>
+        <w:pStyle w:val="Ttulo1"/>
         <w:keepNext/>
         <w:keepLines/>
         <w:pBdr>
@@ -2267,12 +2247,6 @@
         <w:gridCol w:w="10080"/>
       </w:tblGrid>
       <w:tr>
-        <w:tblPrEx>
-          <w:tblCellMar>
-            <w:top w:w="0" w:type="dxa"/>
-            <w:bottom w:w="0" w:type="dxa"/>
-          </w:tblCellMar>
-        </w:tblPrEx>
         <w:trPr>
           <w:cantSplit/>
         </w:trPr>
@@ -2412,7 +2386,7 @@
     </w:tbl>
     <w:p>
       <w:pPr>
-        <w:pStyle w:val="Heading1"/>
+        <w:pStyle w:val="Ttulo1"/>
         <w:keepNext/>
         <w:keepLines/>
         <w:pBdr>
@@ -2524,12 +2498,6 @@
         <w:gridCol w:w="10080"/>
       </w:tblGrid>
       <w:tr>
-        <w:tblPrEx>
-          <w:tblCellMar>
-            <w:top w:w="0" w:type="dxa"/>
-            <w:bottom w:w="0" w:type="dxa"/>
-          </w:tblCellMar>
-        </w:tblPrEx>
         <w:trPr>
           <w:cantSplit/>
         </w:trPr>
@@ -2642,12 +2610,6 @@
         <w:gridCol w:w="10080"/>
       </w:tblGrid>
       <w:tr>
-        <w:tblPrEx>
-          <w:tblCellMar>
-            <w:top w:w="0" w:type="dxa"/>
-            <w:bottom w:w="0" w:type="dxa"/>
-          </w:tblCellMar>
-        </w:tblPrEx>
         <w:trPr>
           <w:cantSplit/>
         </w:trPr>
@@ -2965,12 +2927,6 @@
         <w:gridCol w:w="10080"/>
       </w:tblGrid>
       <w:tr>
-        <w:tblPrEx>
-          <w:tblCellMar>
-            <w:top w:w="0" w:type="dxa"/>
-            <w:bottom w:w="0" w:type="dxa"/>
-          </w:tblCellMar>
-        </w:tblPrEx>
         <w:trPr>
           <w:cantSplit/>
         </w:trPr>
@@ -3029,7 +2985,7 @@
     </w:tbl>
     <w:p>
       <w:pPr>
-        <w:pStyle w:val="Heading1"/>
+        <w:pStyle w:val="Ttulo1"/>
         <w:keepNext/>
         <w:keepLines/>
         <w:pBdr>
@@ -3130,12 +3086,6 @@
         <w:gridCol w:w="10080"/>
       </w:tblGrid>
       <w:tr>
-        <w:tblPrEx>
-          <w:tblCellMar>
-            <w:top w:w="0" w:type="dxa"/>
-            <w:bottom w:w="0" w:type="dxa"/>
-          </w:tblCellMar>
-        </w:tblPrEx>
         <w:trPr>
           <w:cantSplit/>
         </w:trPr>
@@ -3636,7 +3586,7 @@
     </w:tbl>
     <w:p>
       <w:pPr>
-        <w:pStyle w:val="Heading1"/>
+        <w:pStyle w:val="Ttulo1"/>
         <w:keepNext/>
         <w:keepLines/>
         <w:pBdr>
@@ -3780,12 +3730,6 @@
         <w:gridCol w:w="10080"/>
       </w:tblGrid>
       <w:tr>
-        <w:tblPrEx>
-          <w:tblCellMar>
-            <w:top w:w="0" w:type="dxa"/>
-            <w:bottom w:w="0" w:type="dxa"/>
-          </w:tblCellMar>
-        </w:tblPrEx>
         <w:trPr>
           <w:cantSplit/>
         </w:trPr>
@@ -3964,7 +3908,7 @@
     </w:tbl>
     <w:p>
       <w:pPr>
-        <w:pStyle w:val="Heading1"/>
+        <w:pStyle w:val="Ttulo1"/>
         <w:keepNext/>
         <w:keepLines/>
         <w:pBdr>
@@ -3980,7 +3924,7 @@
           <w:sz w:val="26"/>
           <w:szCs w:val="26"/>
         </w:rPr>
-        <w:t xml:space="preserve">(3) Normalización y </w:t>
+        <w:t>(3) Normalización y one-</w:t>
       </w:r>
       <w:proofErr w:type="spellStart"/>
       <w:r>
@@ -3991,7 +3935,7 @@
           <w:sz w:val="26"/>
           <w:szCs w:val="26"/>
         </w:rPr>
-        <w:t>one-hot</w:t>
+        <w:t>hot</w:t>
       </w:r>
       <w:proofErr w:type="spellEnd"/>
       <w:r>
@@ -4074,12 +4018,6 @@
         <w:gridCol w:w="10080"/>
       </w:tblGrid>
       <w:tr>
-        <w:tblPrEx>
-          <w:tblCellMar>
-            <w:top w:w="0" w:type="dxa"/>
-            <w:bottom w:w="0" w:type="dxa"/>
-          </w:tblCellMar>
-        </w:tblPrEx>
         <w:trPr>
           <w:cantSplit/>
         </w:trPr>
@@ -4525,7 +4463,7 @@
                 <w:szCs w:val="17"/>
                 <w:lang w:val="en-US"/>
               </w:rPr>
-              <w:t>f"Original    -&gt; weight medio: {muestra['weight'</w:t>
+              <w:t xml:space="preserve">f"Original    -&gt; weight </w:t>
             </w:r>
             <w:proofErr w:type="gramStart"/>
             <w:r>
@@ -4536,6 +4474,28 @@
                 <w:szCs w:val="17"/>
                 <w:lang w:val="en-US"/>
               </w:rPr>
+              <w:t>medio: {</w:t>
+            </w:r>
+            <w:proofErr w:type="gramEnd"/>
+            <w:r>
+              <w:rPr>
+                <w:rFonts w:ascii="Courier New" w:eastAsia="Courier New" w:hAnsi="Courier New" w:cs="Courier New"/>
+                <w:color w:val="1A1A1A"/>
+                <w:sz w:val="17"/>
+                <w:szCs w:val="17"/>
+                <w:lang w:val="en-US"/>
+              </w:rPr>
+              <w:t>muestra['weight'</w:t>
+            </w:r>
+            <w:proofErr w:type="gramStart"/>
+            <w:r>
+              <w:rPr>
+                <w:rFonts w:ascii="Courier New" w:eastAsia="Courier New" w:hAnsi="Courier New" w:cs="Courier New"/>
+                <w:color w:val="1A1A1A"/>
+                <w:sz w:val="17"/>
+                <w:szCs w:val="17"/>
+                <w:lang w:val="en-US"/>
+              </w:rPr>
               <w:t>].mean</w:t>
             </w:r>
             <w:proofErr w:type="gramEnd"/>
@@ -4547,17 +4507,8 @@
                 <w:szCs w:val="17"/>
                 <w:lang w:val="en-US"/>
               </w:rPr>
-              <w:t>():.0f}")</w:t>
-            </w:r>
-          </w:p>
-          <w:p>
-            <w:pPr>
-              <w:spacing w:line="250" w:lineRule="auto"/>
-              <w:ind w:left="340" w:hanging="340"/>
-              <w:rPr>
-                <w:lang w:val="en-US"/>
-              </w:rPr>
-            </w:pPr>
+              <w:t>():.0</w:t>
+            </w:r>
             <w:proofErr w:type="gramStart"/>
             <w:r>
               <w:rPr>
@@ -4567,6 +4518,37 @@
                 <w:szCs w:val="17"/>
                 <w:lang w:val="en-US"/>
               </w:rPr>
+              <w:t>f}"</w:t>
+            </w:r>
+            <w:proofErr w:type="gramEnd"/>
+            <w:r>
+              <w:rPr>
+                <w:rFonts w:ascii="Courier New" w:eastAsia="Courier New" w:hAnsi="Courier New" w:cs="Courier New"/>
+                <w:color w:val="1A1A1A"/>
+                <w:sz w:val="17"/>
+                <w:szCs w:val="17"/>
+                <w:lang w:val="en-US"/>
+              </w:rPr>
+              <w:t>)</w:t>
+            </w:r>
+          </w:p>
+          <w:p>
+            <w:pPr>
+              <w:spacing w:line="250" w:lineRule="auto"/>
+              <w:ind w:left="340" w:hanging="340"/>
+              <w:rPr>
+                <w:lang w:val="en-US"/>
+              </w:rPr>
+            </w:pPr>
+            <w:proofErr w:type="gramStart"/>
+            <w:r>
+              <w:rPr>
+                <w:rFonts w:ascii="Courier New" w:eastAsia="Courier New" w:hAnsi="Courier New" w:cs="Courier New"/>
+                <w:color w:val="1A1A1A"/>
+                <w:sz w:val="17"/>
+                <w:szCs w:val="17"/>
+                <w:lang w:val="en-US"/>
+              </w:rPr>
               <w:t>print(</w:t>
             </w:r>
             <w:proofErr w:type="gramEnd"/>
@@ -4600,17 +4582,8 @@
                 <w:szCs w:val="17"/>
                 <w:lang w:val="en-US"/>
               </w:rPr>
-              <w:t>():.2f}, std ≈ {z.std():.2f}")</w:t>
-            </w:r>
-          </w:p>
-          <w:p>
-            <w:pPr>
-              <w:spacing w:line="250" w:lineRule="auto"/>
-              <w:ind w:left="340" w:hanging="340"/>
-              <w:rPr>
-                <w:lang w:val="en-US"/>
-              </w:rPr>
-            </w:pPr>
+              <w:t>():.2</w:t>
+            </w:r>
             <w:proofErr w:type="gramStart"/>
             <w:r>
               <w:rPr>
@@ -4620,6 +4593,59 @@
                 <w:szCs w:val="17"/>
                 <w:lang w:val="en-US"/>
               </w:rPr>
+              <w:t>f},</w:t>
+            </w:r>
+            <w:proofErr w:type="gramEnd"/>
+            <w:r>
+              <w:rPr>
+                <w:rFonts w:ascii="Courier New" w:eastAsia="Courier New" w:hAnsi="Courier New" w:cs="Courier New"/>
+                <w:color w:val="1A1A1A"/>
+                <w:sz w:val="17"/>
+                <w:szCs w:val="17"/>
+                <w:lang w:val="en-US"/>
+              </w:rPr>
+              <w:t xml:space="preserve"> std ≈ {z.std():.2</w:t>
+            </w:r>
+            <w:proofErr w:type="gramStart"/>
+            <w:r>
+              <w:rPr>
+                <w:rFonts w:ascii="Courier New" w:eastAsia="Courier New" w:hAnsi="Courier New" w:cs="Courier New"/>
+                <w:color w:val="1A1A1A"/>
+                <w:sz w:val="17"/>
+                <w:szCs w:val="17"/>
+                <w:lang w:val="en-US"/>
+              </w:rPr>
+              <w:t>f}"</w:t>
+            </w:r>
+            <w:proofErr w:type="gramEnd"/>
+            <w:r>
+              <w:rPr>
+                <w:rFonts w:ascii="Courier New" w:eastAsia="Courier New" w:hAnsi="Courier New" w:cs="Courier New"/>
+                <w:color w:val="1A1A1A"/>
+                <w:sz w:val="17"/>
+                <w:szCs w:val="17"/>
+                <w:lang w:val="en-US"/>
+              </w:rPr>
+              <w:t>)</w:t>
+            </w:r>
+          </w:p>
+          <w:p>
+            <w:pPr>
+              <w:spacing w:line="250" w:lineRule="auto"/>
+              <w:ind w:left="340" w:hanging="340"/>
+              <w:rPr>
+                <w:lang w:val="en-US"/>
+              </w:rPr>
+            </w:pPr>
+            <w:proofErr w:type="gramStart"/>
+            <w:r>
+              <w:rPr>
+                <w:rFonts w:ascii="Courier New" w:eastAsia="Courier New" w:hAnsi="Courier New" w:cs="Courier New"/>
+                <w:color w:val="1A1A1A"/>
+                <w:sz w:val="17"/>
+                <w:szCs w:val="17"/>
+                <w:lang w:val="en-US"/>
+              </w:rPr>
               <w:t>print(</w:t>
             </w:r>
             <w:proofErr w:type="gramEnd"/>
@@ -4631,7 +4657,51 @@
                 <w:szCs w:val="17"/>
                 <w:lang w:val="en-US"/>
               </w:rPr>
-              <w:t>f"Min-Max     -&gt; min = {mm.min():.2f}, max = {mm.max():.2f}")</w:t>
+              <w:t>f"Min-Max     -&gt; min = {mm.min():.2</w:t>
+            </w:r>
+            <w:proofErr w:type="gramStart"/>
+            <w:r>
+              <w:rPr>
+                <w:rFonts w:ascii="Courier New" w:eastAsia="Courier New" w:hAnsi="Courier New" w:cs="Courier New"/>
+                <w:color w:val="1A1A1A"/>
+                <w:sz w:val="17"/>
+                <w:szCs w:val="17"/>
+                <w:lang w:val="en-US"/>
+              </w:rPr>
+              <w:t>f},</w:t>
+            </w:r>
+            <w:proofErr w:type="gramEnd"/>
+            <w:r>
+              <w:rPr>
+                <w:rFonts w:ascii="Courier New" w:eastAsia="Courier New" w:hAnsi="Courier New" w:cs="Courier New"/>
+                <w:color w:val="1A1A1A"/>
+                <w:sz w:val="17"/>
+                <w:szCs w:val="17"/>
+                <w:lang w:val="en-US"/>
+              </w:rPr>
+              <w:t xml:space="preserve"> max = {mm.max():.2</w:t>
+            </w:r>
+            <w:proofErr w:type="gramStart"/>
+            <w:r>
+              <w:rPr>
+                <w:rFonts w:ascii="Courier New" w:eastAsia="Courier New" w:hAnsi="Courier New" w:cs="Courier New"/>
+                <w:color w:val="1A1A1A"/>
+                <w:sz w:val="17"/>
+                <w:szCs w:val="17"/>
+                <w:lang w:val="en-US"/>
+              </w:rPr>
+              <w:t>f}"</w:t>
+            </w:r>
+            <w:proofErr w:type="gramEnd"/>
+            <w:r>
+              <w:rPr>
+                <w:rFonts w:ascii="Courier New" w:eastAsia="Courier New" w:hAnsi="Courier New" w:cs="Courier New"/>
+                <w:color w:val="1A1A1A"/>
+                <w:sz w:val="17"/>
+                <w:szCs w:val="17"/>
+                <w:lang w:val="en-US"/>
+              </w:rPr>
+              <w:t>)</w:t>
             </w:r>
           </w:p>
         </w:tc>
@@ -4665,7 +4735,7 @@
           <w:sz w:val="22"/>
           <w:szCs w:val="22"/>
         </w:rPr>
-        <w:t xml:space="preserve">Codificación </w:t>
+        <w:t>Codificación one-</w:t>
       </w:r>
       <w:proofErr w:type="spellStart"/>
       <w:r>
@@ -4676,7 +4746,7 @@
           <w:sz w:val="22"/>
           <w:szCs w:val="22"/>
         </w:rPr>
-        <w:t>one-hot</w:t>
+        <w:t>hot</w:t>
       </w:r>
       <w:proofErr w:type="spellEnd"/>
       <w:r>
@@ -4762,12 +4832,6 @@
         <w:gridCol w:w="10080"/>
       </w:tblGrid>
       <w:tr>
-        <w:tblPrEx>
-          <w:tblCellMar>
-            <w:top w:w="0" w:type="dxa"/>
-            <w:bottom w:w="0" w:type="dxa"/>
-          </w:tblCellMar>
-        </w:tblPrEx>
         <w:trPr>
           <w:cantSplit/>
         </w:trPr>
@@ -5022,7 +5086,7 @@
     </w:tbl>
     <w:p>
       <w:pPr>
-        <w:pStyle w:val="Heading1"/>
+        <w:pStyle w:val="Ttulo1"/>
         <w:keepNext/>
         <w:keepLines/>
         <w:pBdr>
@@ -5111,12 +5175,6 @@
         <w:gridCol w:w="10080"/>
       </w:tblGrid>
       <w:tr>
-        <w:tblPrEx>
-          <w:tblCellMar>
-            <w:top w:w="0" w:type="dxa"/>
-            <w:bottom w:w="0" w:type="dxa"/>
-          </w:tblCellMar>
-        </w:tblPrEx>
         <w:trPr>
           <w:cantSplit/>
         </w:trPr>
@@ -5220,9 +5278,6 @@
             <w:pPr>
               <w:spacing w:line="250" w:lineRule="auto"/>
               <w:ind w:left="340" w:hanging="340"/>
-              <w:rPr>
-                <w:lang w:val="en-US"/>
-              </w:rPr>
             </w:pPr>
             <w:r>
               <w:rPr>
@@ -5239,7 +5294,6 @@
                 <w:color w:val="1A1A1A"/>
                 <w:sz w:val="17"/>
                 <w:szCs w:val="17"/>
-                <w:lang w:val="en-US"/>
               </w:rPr>
               <w:t>'mpg': 'millas_galon', 'cylinders': 'cilindros', 'displacement': 'cilindrada_pulg3',</w:t>
             </w:r>
@@ -5255,7 +5309,6 @@
                 <w:color w:val="1A1A1A"/>
                 <w:sz w:val="17"/>
                 <w:szCs w:val="17"/>
-                <w:lang w:val="en-US"/>
               </w:rPr>
               <w:t xml:space="preserve">    </w:t>
             </w:r>
@@ -5680,14 +5733,18 @@
             <w:pPr>
               <w:spacing w:line="250" w:lineRule="auto"/>
               <w:ind w:left="340" w:hanging="340"/>
-            </w:pPr>
-            <w:proofErr w:type="spellStart"/>
-            <w:r>
-              <w:rPr>
-                <w:rFonts w:ascii="Courier New" w:eastAsia="Courier New" w:hAnsi="Courier New" w:cs="Courier New"/>
-                <w:color w:val="1A1A1A"/>
-                <w:sz w:val="17"/>
-                <w:szCs w:val="17"/>
+              <w:rPr>
+                <w:lang w:val="en-US"/>
+              </w:rPr>
+            </w:pPr>
+            <w:proofErr w:type="spellStart"/>
+            <w:r>
+              <w:rPr>
+                <w:rFonts w:ascii="Courier New" w:eastAsia="Courier New" w:hAnsi="Courier New" w:cs="Courier New"/>
+                <w:color w:val="1A1A1A"/>
+                <w:sz w:val="17"/>
+                <w:szCs w:val="17"/>
+                <w:lang w:val="en-US"/>
               </w:rPr>
               <w:t>df</w:t>
             </w:r>
@@ -5698,6 +5755,7 @@
                 <w:color w:val="1A1A1A"/>
                 <w:sz w:val="17"/>
                 <w:szCs w:val="17"/>
+                <w:lang w:val="en-US"/>
               </w:rPr>
               <w:t>['</w:t>
             </w:r>
@@ -5708,6 +5766,7 @@
                 <w:color w:val="1A1A1A"/>
                 <w:sz w:val="17"/>
                 <w:szCs w:val="17"/>
+                <w:lang w:val="en-US"/>
               </w:rPr>
               <w:t>cilindrada_L</w:t>
             </w:r>
@@ -5718,6 +5777,7 @@
                 <w:color w:val="1A1A1A"/>
                 <w:sz w:val="17"/>
                 <w:szCs w:val="17"/>
+                <w:lang w:val="en-US"/>
               </w:rPr>
               <w:t>'] = (</w:t>
             </w:r>
@@ -5728,6 +5788,7 @@
                 <w:color w:val="1A1A1A"/>
                 <w:sz w:val="17"/>
                 <w:szCs w:val="17"/>
+                <w:lang w:val="en-US"/>
               </w:rPr>
               <w:t>df</w:t>
             </w:r>
@@ -5738,6 +5799,7 @@
                 <w:color w:val="1A1A1A"/>
                 <w:sz w:val="17"/>
                 <w:szCs w:val="17"/>
+                <w:lang w:val="en-US"/>
               </w:rPr>
               <w:t>['cilindrada_pulg3'] * 0.0163871</w:t>
             </w:r>
@@ -5748,6 +5810,7 @@
                 <w:color w:val="1A1A1A"/>
                 <w:sz w:val="17"/>
                 <w:szCs w:val="17"/>
+                <w:lang w:val="en-US"/>
               </w:rPr>
               <w:t>).round</w:t>
             </w:r>
@@ -5758,6 +5821,7 @@
                 <w:color w:val="1A1A1A"/>
                 <w:sz w:val="17"/>
                 <w:szCs w:val="17"/>
+                <w:lang w:val="en-US"/>
               </w:rPr>
               <w:t>(2)   # pulg³ -&gt; L</w:t>
             </w:r>
@@ -5770,16 +5834,40 @@
                 <w:lang w:val="en-US"/>
               </w:rPr>
             </w:pPr>
-            <w:r>
-              <w:rPr>
-                <w:rFonts w:ascii="Courier New" w:eastAsia="Courier New" w:hAnsi="Courier New" w:cs="Courier New"/>
-                <w:color w:val="1A1A1A"/>
-                <w:sz w:val="17"/>
-                <w:szCs w:val="17"/>
-                <w:lang w:val="en-US"/>
-              </w:rPr>
-              <w:t>df['peso_kg</w:t>
-            </w:r>
+            <w:proofErr w:type="spellStart"/>
+            <w:r>
+              <w:rPr>
+                <w:rFonts w:ascii="Courier New" w:eastAsia="Courier New" w:hAnsi="Courier New" w:cs="Courier New"/>
+                <w:color w:val="1A1A1A"/>
+                <w:sz w:val="17"/>
+                <w:szCs w:val="17"/>
+                <w:lang w:val="en-US"/>
+              </w:rPr>
+              <w:t>df</w:t>
+            </w:r>
+            <w:proofErr w:type="spellEnd"/>
+            <w:r>
+              <w:rPr>
+                <w:rFonts w:ascii="Courier New" w:eastAsia="Courier New" w:hAnsi="Courier New" w:cs="Courier New"/>
+                <w:color w:val="1A1A1A"/>
+                <w:sz w:val="17"/>
+                <w:szCs w:val="17"/>
+                <w:lang w:val="en-US"/>
+              </w:rPr>
+              <w:t>['</w:t>
+            </w:r>
+            <w:proofErr w:type="spellStart"/>
+            <w:r>
+              <w:rPr>
+                <w:rFonts w:ascii="Courier New" w:eastAsia="Courier New" w:hAnsi="Courier New" w:cs="Courier New"/>
+                <w:color w:val="1A1A1A"/>
+                <w:sz w:val="17"/>
+                <w:szCs w:val="17"/>
+                <w:lang w:val="en-US"/>
+              </w:rPr>
+              <w:t>peso_kg</w:t>
+            </w:r>
+            <w:proofErr w:type="spellEnd"/>
             <w:proofErr w:type="gramStart"/>
             <w:r>
               <w:rPr>
@@ -5800,7 +5888,51 @@
                 <w:szCs w:val="17"/>
                 <w:lang w:val="en-US"/>
               </w:rPr>
-              <w:t xml:space="preserve">   = (df['peso_lb'] * 0.453592</w:t>
+              <w:t xml:space="preserve">   = (</w:t>
+            </w:r>
+            <w:proofErr w:type="spellStart"/>
+            <w:r>
+              <w:rPr>
+                <w:rFonts w:ascii="Courier New" w:eastAsia="Courier New" w:hAnsi="Courier New" w:cs="Courier New"/>
+                <w:color w:val="1A1A1A"/>
+                <w:sz w:val="17"/>
+                <w:szCs w:val="17"/>
+                <w:lang w:val="en-US"/>
+              </w:rPr>
+              <w:t>df</w:t>
+            </w:r>
+            <w:proofErr w:type="spellEnd"/>
+            <w:r>
+              <w:rPr>
+                <w:rFonts w:ascii="Courier New" w:eastAsia="Courier New" w:hAnsi="Courier New" w:cs="Courier New"/>
+                <w:color w:val="1A1A1A"/>
+                <w:sz w:val="17"/>
+                <w:szCs w:val="17"/>
+                <w:lang w:val="en-US"/>
+              </w:rPr>
+              <w:t>['</w:t>
+            </w:r>
+            <w:proofErr w:type="spellStart"/>
+            <w:r>
+              <w:rPr>
+                <w:rFonts w:ascii="Courier New" w:eastAsia="Courier New" w:hAnsi="Courier New" w:cs="Courier New"/>
+                <w:color w:val="1A1A1A"/>
+                <w:sz w:val="17"/>
+                <w:szCs w:val="17"/>
+                <w:lang w:val="en-US"/>
+              </w:rPr>
+              <w:t>peso_lb</w:t>
+            </w:r>
+            <w:proofErr w:type="spellEnd"/>
+            <w:r>
+              <w:rPr>
+                <w:rFonts w:ascii="Courier New" w:eastAsia="Courier New" w:hAnsi="Courier New" w:cs="Courier New"/>
+                <w:color w:val="1A1A1A"/>
+                <w:sz w:val="17"/>
+                <w:szCs w:val="17"/>
+                <w:lang w:val="en-US"/>
+              </w:rPr>
+              <w:t>'] * 0.453592</w:t>
             </w:r>
             <w:proofErr w:type="gramStart"/>
             <w:r>
@@ -5822,7 +5954,29 @@
                 <w:szCs w:val="17"/>
                 <w:lang w:val="en-US"/>
               </w:rPr>
-              <w:t>(0)             # lb   -&gt; kg</w:t>
+              <w:t>(</w:t>
+            </w:r>
+            <w:proofErr w:type="gramStart"/>
+            <w:r>
+              <w:rPr>
+                <w:rFonts w:ascii="Courier New" w:eastAsia="Courier New" w:hAnsi="Courier New" w:cs="Courier New"/>
+                <w:color w:val="1A1A1A"/>
+                <w:sz w:val="17"/>
+                <w:szCs w:val="17"/>
+                <w:lang w:val="en-US"/>
+              </w:rPr>
+              <w:t>0)             #</w:t>
+            </w:r>
+            <w:proofErr w:type="gramEnd"/>
+            <w:r>
+              <w:rPr>
+                <w:rFonts w:ascii="Courier New" w:eastAsia="Courier New" w:hAnsi="Courier New" w:cs="Courier New"/>
+                <w:color w:val="1A1A1A"/>
+                <w:sz w:val="17"/>
+                <w:szCs w:val="17"/>
+                <w:lang w:val="en-US"/>
+              </w:rPr>
+              <w:t xml:space="preserve"> lb   -&gt; kg</w:t>
             </w:r>
           </w:p>
           <w:p>
@@ -5863,7 +6017,29 @@
                 <w:szCs w:val="17"/>
                 <w:lang w:val="en-US"/>
               </w:rPr>
-              <w:t xml:space="preserve">(2)      # </w:t>
+              <w:t>(</w:t>
+            </w:r>
+            <w:proofErr w:type="gramStart"/>
+            <w:r>
+              <w:rPr>
+                <w:rFonts w:ascii="Courier New" w:eastAsia="Courier New" w:hAnsi="Courier New" w:cs="Courier New"/>
+                <w:color w:val="1A1A1A"/>
+                <w:sz w:val="17"/>
+                <w:szCs w:val="17"/>
+                <w:lang w:val="en-US"/>
+              </w:rPr>
+              <w:t>2)      #</w:t>
+            </w:r>
+            <w:proofErr w:type="gramEnd"/>
+            <w:r>
+              <w:rPr>
+                <w:rFonts w:ascii="Courier New" w:eastAsia="Courier New" w:hAnsi="Courier New" w:cs="Courier New"/>
+                <w:color w:val="1A1A1A"/>
+                <w:sz w:val="17"/>
+                <w:szCs w:val="17"/>
+                <w:lang w:val="en-US"/>
+              </w:rPr>
+              <w:t xml:space="preserve"> </w:t>
             </w:r>
             <w:proofErr w:type="gramStart"/>
             <w:r>
@@ -6029,7 +6205,7 @@
     </w:tbl>
     <w:p>
       <w:pPr>
-        <w:pStyle w:val="Heading1"/>
+        <w:pStyle w:val="Ttulo1"/>
         <w:keepNext/>
         <w:keepLines/>
         <w:pBdr>
@@ -6117,12 +6293,6 @@
         <w:gridCol w:w="10080"/>
       </w:tblGrid>
       <w:tr>
-        <w:tblPrEx>
-          <w:tblCellMar>
-            <w:top w:w="0" w:type="dxa"/>
-            <w:bottom w:w="0" w:type="dxa"/>
-          </w:tblCellMar>
-        </w:tblPrEx>
         <w:trPr>
           <w:cantSplit/>
         </w:trPr>
@@ -6839,12 +7009,6 @@
         <w:gridCol w:w="10080"/>
       </w:tblGrid>
       <w:tr>
-        <w:tblPrEx>
-          <w:tblCellMar>
-            <w:top w:w="0" w:type="dxa"/>
-            <w:bottom w:w="0" w:type="dxa"/>
-          </w:tblCellMar>
-        </w:tblPrEx>
         <w:trPr>
           <w:cantSplit/>
         </w:trPr>
@@ -7776,7 +7940,7 @@
     </w:tbl>
     <w:p>
       <w:pPr>
-        <w:pStyle w:val="Heading1"/>
+        <w:pStyle w:val="Ttulo1"/>
         <w:keepNext/>
         <w:keepLines/>
         <w:pBdr>
@@ -7888,12 +8052,6 @@
         <w:gridCol w:w="10080"/>
       </w:tblGrid>
       <w:tr>
-        <w:tblPrEx>
-          <w:tblCellMar>
-            <w:top w:w="0" w:type="dxa"/>
-            <w:bottom w:w="0" w:type="dxa"/>
-          </w:tblCellMar>
-        </w:tblPrEx>
         <w:trPr>
           <w:cantSplit/>
         </w:trPr>
@@ -8186,12 +8344,6 @@
         <w:gridCol w:w="10080"/>
       </w:tblGrid>
       <w:tr>
-        <w:tblPrEx>
-          <w:tblCellMar>
-            <w:top w:w="0" w:type="dxa"/>
-            <w:bottom w:w="0" w:type="dxa"/>
-          </w:tblCellMar>
-        </w:tblPrEx>
         <w:trPr>
           <w:cantSplit/>
         </w:trPr>
@@ -8863,7 +9015,27 @@
                 <w:sz w:val="17"/>
                 <w:szCs w:val="17"/>
               </w:rPr>
-              <w:t xml:space="preserve">   # Color de separación en blanco para un look limpio</w:t>
+              <w:t xml:space="preserve">   # Color de separación en blanco para un </w:t>
+            </w:r>
+            <w:proofErr w:type="gramStart"/>
+            <w:r>
+              <w:rPr>
+                <w:rFonts w:ascii="Courier New" w:eastAsia="Courier New" w:hAnsi="Courier New" w:cs="Courier New"/>
+                <w:color w:val="1A1A1A"/>
+                <w:sz w:val="17"/>
+                <w:szCs w:val="17"/>
+              </w:rPr>
+              <w:t>look</w:t>
+            </w:r>
+            <w:proofErr w:type="gramEnd"/>
+            <w:r>
+              <w:rPr>
+                <w:rFonts w:ascii="Courier New" w:eastAsia="Courier New" w:hAnsi="Courier New" w:cs="Courier New"/>
+                <w:color w:val="1A1A1A"/>
+                <w:sz w:val="17"/>
+                <w:szCs w:val="17"/>
+              </w:rPr>
+              <w:t xml:space="preserve"> limpio</w:t>
             </w:r>
           </w:p>
           <w:p>
@@ -9464,12 +9636,6 @@
         <w:gridCol w:w="10080"/>
       </w:tblGrid>
       <w:tr>
-        <w:tblPrEx>
-          <w:tblCellMar>
-            <w:top w:w="0" w:type="dxa"/>
-            <w:bottom w:w="0" w:type="dxa"/>
-          </w:tblCellMar>
-        </w:tblPrEx>
         <w:trPr>
           <w:cantSplit/>
         </w:trPr>
@@ -10200,12 +10366,6 @@
         <w:gridCol w:w="10080"/>
       </w:tblGrid>
       <w:tr>
-        <w:tblPrEx>
-          <w:tblCellMar>
-            <w:top w:w="0" w:type="dxa"/>
-            <w:bottom w:w="0" w:type="dxa"/>
-          </w:tblCellMar>
-        </w:tblPrEx>
         <w:trPr>
           <w:cantSplit/>
         </w:trPr>
@@ -10575,12 +10735,6 @@
         <w:gridCol w:w="10080"/>
       </w:tblGrid>
       <w:tr>
-        <w:tblPrEx>
-          <w:tblCellMar>
-            <w:top w:w="0" w:type="dxa"/>
-            <w:bottom w:w="0" w:type="dxa"/>
-          </w:tblCellMar>
-        </w:tblPrEx>
         <w:trPr>
           <w:cantSplit/>
         </w:trPr>
@@ -10808,7 +10962,7 @@
     </w:tbl>
     <w:p>
       <w:pPr>
-        <w:pStyle w:val="Heading1"/>
+        <w:pStyle w:val="Ttulo1"/>
         <w:keepNext/>
         <w:keepLines/>
         <w:pBdr>
@@ -10897,12 +11051,6 @@
         <w:gridCol w:w="10080"/>
       </w:tblGrid>
       <w:tr>
-        <w:tblPrEx>
-          <w:tblCellMar>
-            <w:top w:w="0" w:type="dxa"/>
-            <w:bottom w:w="0" w:type="dxa"/>
-          </w:tblCellMar>
-        </w:tblPrEx>
         <w:trPr>
           <w:cantSplit/>
         </w:trPr>
@@ -11487,7 +11635,7 @@
     </w:tbl>
     <w:p>
       <w:pPr>
-        <w:pStyle w:val="Heading1"/>
+        <w:pStyle w:val="Ttulo1"/>
         <w:keepNext/>
         <w:keepLines/>
         <w:pBdr>
@@ -11597,12 +11745,6 @@
         <w:gridCol w:w="10080"/>
       </w:tblGrid>
       <w:tr>
-        <w:tblPrEx>
-          <w:tblCellMar>
-            <w:top w:w="0" w:type="dxa"/>
-            <w:bottom w:w="0" w:type="dxa"/>
-          </w:tblCellMar>
-        </w:tblPrEx>
         <w:trPr>
           <w:cantSplit/>
         </w:trPr>
@@ -11884,12 +12026,6 @@
         <w:gridCol w:w="10080"/>
       </w:tblGrid>
       <w:tr>
-        <w:tblPrEx>
-          <w:tblCellMar>
-            <w:top w:w="0" w:type="dxa"/>
-            <w:bottom w:w="0" w:type="dxa"/>
-          </w:tblCellMar>
-        </w:tblPrEx>
         <w:trPr>
           <w:cantSplit/>
         </w:trPr>
@@ -12048,7 +12184,7 @@
     </w:p>
     <w:p>
       <w:pPr>
-        <w:pStyle w:val="Heading1"/>
+        <w:pStyle w:val="Ttulo1"/>
         <w:pBdr>
           <w:bottom w:val="single" w:sz="10" w:space="0" w:color="0FA3B1"/>
         </w:pBdr>
@@ -12089,12 +12225,6 @@
         <w:gridCol w:w="5280"/>
       </w:tblGrid>
       <w:tr>
-        <w:tblPrEx>
-          <w:tblCellMar>
-            <w:top w:w="0" w:type="dxa"/>
-            <w:bottom w:w="0" w:type="dxa"/>
-          </w:tblCellMar>
-        </w:tblPrEx>
         <w:trPr>
           <w:tblHeader/>
         </w:trPr>
@@ -12172,12 +12302,6 @@
         </w:tc>
       </w:tr>
       <w:tr>
-        <w:tblPrEx>
-          <w:tblCellMar>
-            <w:top w:w="0" w:type="dxa"/>
-            <w:bottom w:w="0" w:type="dxa"/>
-          </w:tblCellMar>
-        </w:tblPrEx>
         <w:tc>
           <w:tcPr>
             <w:tcW w:w="1000" w:type="dxa"/>
@@ -12248,12 +12372,6 @@
         </w:tc>
       </w:tr>
       <w:tr>
-        <w:tblPrEx>
-          <w:tblCellMar>
-            <w:top w:w="0" w:type="dxa"/>
-            <w:bottom w:w="0" w:type="dxa"/>
-          </w:tblCellMar>
-        </w:tblPrEx>
         <w:tc>
           <w:tcPr>
             <w:tcW w:w="1000" w:type="dxa"/>
@@ -12324,12 +12442,6 @@
         </w:tc>
       </w:tr>
       <w:tr>
-        <w:tblPrEx>
-          <w:tblCellMar>
-            <w:top w:w="0" w:type="dxa"/>
-            <w:bottom w:w="0" w:type="dxa"/>
-          </w:tblCellMar>
-        </w:tblPrEx>
         <w:tc>
           <w:tcPr>
             <w:tcW w:w="1000" w:type="dxa"/>
@@ -12400,12 +12512,6 @@
         </w:tc>
       </w:tr>
       <w:tr>
-        <w:tblPrEx>
-          <w:tblCellMar>
-            <w:top w:w="0" w:type="dxa"/>
-            <w:bottom w:w="0" w:type="dxa"/>
-          </w:tblCellMar>
-        </w:tblPrEx>
         <w:tc>
           <w:tcPr>
             <w:tcW w:w="1000" w:type="dxa"/>
@@ -12476,12 +12582,6 @@
         </w:tc>
       </w:tr>
       <w:tr>
-        <w:tblPrEx>
-          <w:tblCellMar>
-            <w:top w:w="0" w:type="dxa"/>
-            <w:bottom w:w="0" w:type="dxa"/>
-          </w:tblCellMar>
-        </w:tblPrEx>
         <w:tc>
           <w:tcPr>
             <w:tcW w:w="1000" w:type="dxa"/>
@@ -12552,12 +12652,6 @@
         </w:tc>
       </w:tr>
       <w:tr>
-        <w:tblPrEx>
-          <w:tblCellMar>
-            <w:top w:w="0" w:type="dxa"/>
-            <w:bottom w:w="0" w:type="dxa"/>
-          </w:tblCellMar>
-        </w:tblPrEx>
         <w:tc>
           <w:tcPr>
             <w:tcW w:w="1000" w:type="dxa"/>
@@ -12628,12 +12722,6 @@
         </w:tc>
       </w:tr>
       <w:tr>
-        <w:tblPrEx>
-          <w:tblCellMar>
-            <w:top w:w="0" w:type="dxa"/>
-            <w:bottom w:w="0" w:type="dxa"/>
-          </w:tblCellMar>
-        </w:tblPrEx>
         <w:tc>
           <w:tcPr>
             <w:tcW w:w="1000" w:type="dxa"/>
@@ -12714,12 +12802,6 @@
         </w:tc>
       </w:tr>
       <w:tr>
-        <w:tblPrEx>
-          <w:tblCellMar>
-            <w:top w:w="0" w:type="dxa"/>
-            <w:bottom w:w="0" w:type="dxa"/>
-          </w:tblCellMar>
-        </w:tblPrEx>
         <w:tc>
           <w:tcPr>
             <w:tcW w:w="1000" w:type="dxa"/>
@@ -12790,12 +12872,6 @@
         </w:tc>
       </w:tr>
       <w:tr>
-        <w:tblPrEx>
-          <w:tblCellMar>
-            <w:top w:w="0" w:type="dxa"/>
-            <w:bottom w:w="0" w:type="dxa"/>
-          </w:tblCellMar>
-        </w:tblPrEx>
         <w:tc>
           <w:tcPr>
             <w:tcW w:w="1000" w:type="dxa"/>
@@ -12866,12 +12942,6 @@
         </w:tc>
       </w:tr>
       <w:tr>
-        <w:tblPrEx>
-          <w:tblCellMar>
-            <w:top w:w="0" w:type="dxa"/>
-            <w:bottom w:w="0" w:type="dxa"/>
-          </w:tblCellMar>
-        </w:tblPrEx>
         <w:tc>
           <w:tcPr>
             <w:tcW w:w="1000" w:type="dxa"/>
@@ -12942,12 +13012,6 @@
         </w:tc>
       </w:tr>
       <w:tr>
-        <w:tblPrEx>
-          <w:tblCellMar>
-            <w:top w:w="0" w:type="dxa"/>
-            <w:bottom w:w="0" w:type="dxa"/>
-          </w:tblCellMar>
-        </w:tblPrEx>
         <w:tc>
           <w:tcPr>
             <w:tcW w:w="1000" w:type="dxa"/>
@@ -13028,12 +13092,6 @@
         </w:tc>
       </w:tr>
       <w:tr>
-        <w:tblPrEx>
-          <w:tblCellMar>
-            <w:top w:w="0" w:type="dxa"/>
-            <w:bottom w:w="0" w:type="dxa"/>
-          </w:tblCellMar>
-        </w:tblPrEx>
         <w:tc>
           <w:tcPr>
             <w:tcW w:w="1000" w:type="dxa"/>
@@ -13114,12 +13172,6 @@
         </w:tc>
       </w:tr>
       <w:tr>
-        <w:tblPrEx>
-          <w:tblCellMar>
-            <w:top w:w="0" w:type="dxa"/>
-            <w:bottom w:w="0" w:type="dxa"/>
-          </w:tblCellMar>
-        </w:tblPrEx>
         <w:tc>
           <w:tcPr>
             <w:tcW w:w="1000" w:type="dxa"/>
@@ -13162,7 +13214,7 @@
                 <w:sz w:val="18"/>
                 <w:szCs w:val="18"/>
               </w:rPr>
-              <w:t xml:space="preserve">(3) Normalización y </w:t>
+              <w:t>(3) Normalización y one-</w:t>
             </w:r>
             <w:proofErr w:type="spellStart"/>
             <w:r>
@@ -13171,7 +13223,7 @@
                 <w:sz w:val="18"/>
                 <w:szCs w:val="18"/>
               </w:rPr>
-              <w:t>one-hot</w:t>
+              <w:t>hot</w:t>
             </w:r>
             <w:proofErr w:type="spellEnd"/>
             <w:r>
@@ -13208,12 +13260,6 @@
         </w:tc>
       </w:tr>
       <w:tr>
-        <w:tblPrEx>
-          <w:tblCellMar>
-            <w:top w:w="0" w:type="dxa"/>
-            <w:bottom w:w="0" w:type="dxa"/>
-          </w:tblCellMar>
-        </w:tblPrEx>
         <w:tc>
           <w:tcPr>
             <w:tcW w:w="1000" w:type="dxa"/>
@@ -13256,7 +13302,7 @@
                 <w:sz w:val="18"/>
                 <w:szCs w:val="18"/>
               </w:rPr>
-              <w:t xml:space="preserve">(3) Normalización y </w:t>
+              <w:t>(3) Normalización y one-</w:t>
             </w:r>
             <w:proofErr w:type="spellStart"/>
             <w:r>
@@ -13265,7 +13311,7 @@
                 <w:sz w:val="18"/>
                 <w:szCs w:val="18"/>
               </w:rPr>
-              <w:t>one-hot</w:t>
+              <w:t>hot</w:t>
             </w:r>
             <w:proofErr w:type="spellEnd"/>
             <w:r>
@@ -13296,7 +13342,7 @@
                 <w:sz w:val="18"/>
                 <w:szCs w:val="18"/>
               </w:rPr>
-              <w:t xml:space="preserve">Codificación </w:t>
+              <w:t>Codificación one-</w:t>
             </w:r>
             <w:proofErr w:type="spellStart"/>
             <w:r>
@@ -13305,7 +13351,7 @@
                 <w:sz w:val="18"/>
                 <w:szCs w:val="18"/>
               </w:rPr>
-              <w:t>one-hot</w:t>
+              <w:t>hot</w:t>
             </w:r>
             <w:proofErr w:type="spellEnd"/>
             <w:r>
@@ -13320,12 +13366,6 @@
         </w:tc>
       </w:tr>
       <w:tr>
-        <w:tblPrEx>
-          <w:tblCellMar>
-            <w:top w:w="0" w:type="dxa"/>
-            <w:bottom w:w="0" w:type="dxa"/>
-          </w:tblCellMar>
-        </w:tblPrEx>
         <w:tc>
           <w:tcPr>
             <w:tcW w:w="1000" w:type="dxa"/>
@@ -13396,12 +13436,6 @@
         </w:tc>
       </w:tr>
       <w:tr>
-        <w:tblPrEx>
-          <w:tblCellMar>
-            <w:top w:w="0" w:type="dxa"/>
-            <w:bottom w:w="0" w:type="dxa"/>
-          </w:tblCellMar>
-        </w:tblPrEx>
         <w:tc>
           <w:tcPr>
             <w:tcW w:w="1000" w:type="dxa"/>
@@ -13472,12 +13506,6 @@
         </w:tc>
       </w:tr>
       <w:tr>
-        <w:tblPrEx>
-          <w:tblCellMar>
-            <w:top w:w="0" w:type="dxa"/>
-            <w:bottom w:w="0" w:type="dxa"/>
-          </w:tblCellMar>
-        </w:tblPrEx>
         <w:tc>
           <w:tcPr>
             <w:tcW w:w="1000" w:type="dxa"/>
@@ -13548,12 +13576,6 @@
         </w:tc>
       </w:tr>
       <w:tr>
-        <w:tblPrEx>
-          <w:tblCellMar>
-            <w:top w:w="0" w:type="dxa"/>
-            <w:bottom w:w="0" w:type="dxa"/>
-          </w:tblCellMar>
-        </w:tblPrEx>
         <w:tc>
           <w:tcPr>
             <w:tcW w:w="1000" w:type="dxa"/>
@@ -13624,12 +13646,6 @@
         </w:tc>
       </w:tr>
       <w:tr>
-        <w:tblPrEx>
-          <w:tblCellMar>
-            <w:top w:w="0" w:type="dxa"/>
-            <w:bottom w:w="0" w:type="dxa"/>
-          </w:tblCellMar>
-        </w:tblPrEx>
         <w:tc>
           <w:tcPr>
             <w:tcW w:w="1000" w:type="dxa"/>
@@ -13700,12 +13716,6 @@
         </w:tc>
       </w:tr>
       <w:tr>
-        <w:tblPrEx>
-          <w:tblCellMar>
-            <w:top w:w="0" w:type="dxa"/>
-            <w:bottom w:w="0" w:type="dxa"/>
-          </w:tblCellMar>
-        </w:tblPrEx>
         <w:tc>
           <w:tcPr>
             <w:tcW w:w="1000" w:type="dxa"/>
@@ -13794,12 +13804,6 @@
         </w:tc>
       </w:tr>
       <w:tr>
-        <w:tblPrEx>
-          <w:tblCellMar>
-            <w:top w:w="0" w:type="dxa"/>
-            <w:bottom w:w="0" w:type="dxa"/>
-          </w:tblCellMar>
-        </w:tblPrEx>
         <w:tc>
           <w:tcPr>
             <w:tcW w:w="1000" w:type="dxa"/>
@@ -13870,12 +13874,6 @@
         </w:tc>
       </w:tr>
       <w:tr>
-        <w:tblPrEx>
-          <w:tblCellMar>
-            <w:top w:w="0" w:type="dxa"/>
-            <w:bottom w:w="0" w:type="dxa"/>
-          </w:tblCellMar>
-        </w:tblPrEx>
         <w:tc>
           <w:tcPr>
             <w:tcW w:w="1000" w:type="dxa"/>
@@ -13946,12 +13944,6 @@
         </w:tc>
       </w:tr>
       <w:tr>
-        <w:tblPrEx>
-          <w:tblCellMar>
-            <w:top w:w="0" w:type="dxa"/>
-            <w:bottom w:w="0" w:type="dxa"/>
-          </w:tblCellMar>
-        </w:tblPrEx>
         <w:tc>
           <w:tcPr>
             <w:tcW w:w="1000" w:type="dxa"/>
@@ -14022,12 +14014,6 @@
         </w:tc>
       </w:tr>
       <w:tr>
-        <w:tblPrEx>
-          <w:tblCellMar>
-            <w:top w:w="0" w:type="dxa"/>
-            <w:bottom w:w="0" w:type="dxa"/>
-          </w:tblCellMar>
-        </w:tblPrEx>
         <w:tc>
           <w:tcPr>
             <w:tcW w:w="1000" w:type="dxa"/>
@@ -14116,12 +14102,6 @@
         </w:tc>
       </w:tr>
       <w:tr>
-        <w:tblPrEx>
-          <w:tblCellMar>
-            <w:top w:w="0" w:type="dxa"/>
-            <w:bottom w:w="0" w:type="dxa"/>
-          </w:tblCellMar>
-        </w:tblPrEx>
         <w:tc>
           <w:tcPr>
             <w:tcW w:w="1000" w:type="dxa"/>
@@ -14884,7 +14864,7 @@
     <w:name w:val="Normal"/>
     <w:qFormat/>
   </w:style>
-  <w:style w:type="paragraph" w:styleId="Heading1">
+  <w:style w:type="paragraph" w:styleId="Ttulo1">
     <w:name w:val="heading 1"/>
     <w:uiPriority w:val="9"/>
     <w:qFormat/>
@@ -14897,7 +14877,7 @@
       <w:szCs w:val="32"/>
     </w:rPr>
   </w:style>
-  <w:style w:type="paragraph" w:styleId="Heading2">
+  <w:style w:type="paragraph" w:styleId="Ttulo2">
     <w:name w:val="heading 2"/>
     <w:uiPriority w:val="9"/>
     <w:semiHidden/>
@@ -14912,7 +14892,7 @@
       <w:szCs w:val="26"/>
     </w:rPr>
   </w:style>
-  <w:style w:type="paragraph" w:styleId="Heading3">
+  <w:style w:type="paragraph" w:styleId="Ttulo3">
     <w:name w:val="heading 3"/>
     <w:uiPriority w:val="9"/>
     <w:semiHidden/>
@@ -14927,7 +14907,7 @@
       <w:szCs w:val="24"/>
     </w:rPr>
   </w:style>
-  <w:style w:type="paragraph" w:styleId="Heading4">
+  <w:style w:type="paragraph" w:styleId="Ttulo4">
     <w:name w:val="heading 4"/>
     <w:uiPriority w:val="9"/>
     <w:semiHidden/>
@@ -14942,7 +14922,7 @@
       <w:color w:val="2E74B5"/>
     </w:rPr>
   </w:style>
-  <w:style w:type="paragraph" w:styleId="Heading5">
+  <w:style w:type="paragraph" w:styleId="Ttulo5">
     <w:name w:val="heading 5"/>
     <w:uiPriority w:val="9"/>
     <w:semiHidden/>
@@ -14955,7 +14935,7 @@
       <w:color w:val="2E74B5"/>
     </w:rPr>
   </w:style>
-  <w:style w:type="paragraph" w:styleId="Heading6">
+  <w:style w:type="paragraph" w:styleId="Ttulo6">
     <w:name w:val="heading 6"/>
     <w:uiPriority w:val="9"/>
     <w:semiHidden/>
@@ -14968,13 +14948,13 @@
       <w:color w:val="1F4D78"/>
     </w:rPr>
   </w:style>
-  <w:style w:type="character" w:default="1" w:styleId="DefaultParagraphFont">
+  <w:style w:type="character" w:default="1" w:styleId="Fuentedeprrafopredeter">
     <w:name w:val="Default Paragraph Font"/>
     <w:uiPriority w:val="1"/>
     <w:semiHidden/>
     <w:unhideWhenUsed/>
   </w:style>
-  <w:style w:type="table" w:default="1" w:styleId="TableNormal">
+  <w:style w:type="table" w:default="1" w:styleId="Tablanormal">
     <w:name w:val="Normal Table"/>
     <w:uiPriority w:val="99"/>
     <w:semiHidden/>
@@ -14989,13 +14969,13 @@
       </w:tblCellMar>
     </w:tblPr>
   </w:style>
-  <w:style w:type="numbering" w:default="1" w:styleId="NoList">
+  <w:style w:type="numbering" w:default="1" w:styleId="Sinlista">
     <w:name w:val="No List"/>
     <w:uiPriority w:val="99"/>
     <w:semiHidden/>
     <w:unhideWhenUsed/>
   </w:style>
-  <w:style w:type="paragraph" w:styleId="Title">
+  <w:style w:type="paragraph" w:styleId="Ttulo">
     <w:name w:val="Title"/>
     <w:uiPriority w:val="10"/>
     <w:qFormat/>
@@ -15012,11 +14992,11 @@
       <w:bCs/>
     </w:rPr>
   </w:style>
-  <w:style w:type="paragraph" w:styleId="ListParagraph">
+  <w:style w:type="paragraph" w:styleId="Prrafodelista">
     <w:name w:val="List Paragraph"/>
     <w:qFormat/>
   </w:style>
-  <w:style w:type="character" w:styleId="Hyperlink">
+  <w:style w:type="character" w:styleId="Hipervnculo">
     <w:name w:val="Hyperlink"/>
     <w:uiPriority w:val="99"/>
     <w:unhideWhenUsed/>
@@ -15025,7 +15005,7 @@
       <w:u w:val="single"/>
     </w:rPr>
   </w:style>
-  <w:style w:type="character" w:styleId="FootnoteReference">
+  <w:style w:type="character" w:styleId="Refdenotaalpie">
     <w:name w:val="footnote reference"/>
     <w:uiPriority w:val="99"/>
     <w:semiHidden/>
@@ -15034,9 +15014,9 @@
       <w:vertAlign w:val="superscript"/>
     </w:rPr>
   </w:style>
-  <w:style w:type="paragraph" w:styleId="FootnoteText">
+  <w:style w:type="paragraph" w:styleId="Textonotapie">
     <w:name w:val="footnote text"/>
-    <w:link w:val="FootnoteTextChar"/>
+    <w:link w:val="TextonotapieCar"/>
     <w:uiPriority w:val="99"/>
     <w:semiHidden/>
     <w:unhideWhenUsed/>
@@ -15045,9 +15025,9 @@
       <w:szCs w:val="20"/>
     </w:rPr>
   </w:style>
-  <w:style w:type="character" w:customStyle="1" w:styleId="FootnoteTextChar">
-    <w:name w:val="Footnote Text Char"/>
-    <w:link w:val="FootnoteText"/>
+  <w:style w:type="character" w:customStyle="1" w:styleId="TextonotapieCar">
+    <w:name w:val="Texto nota pie Car"/>
+    <w:link w:val="Textonotapie"/>
     <w:uiPriority w:val="99"/>
     <w:semiHidden/>
     <w:unhideWhenUsed/>
@@ -15056,7 +15036,7 @@
       <w:szCs w:val="20"/>
     </w:rPr>
   </w:style>
-  <w:style w:type="character" w:styleId="EndnoteReference">
+  <w:style w:type="character" w:styleId="Refdenotaalfinal">
     <w:name w:val="endnote reference"/>
     <w:uiPriority w:val="99"/>
     <w:semiHidden/>
@@ -15065,9 +15045,9 @@
       <w:vertAlign w:val="superscript"/>
     </w:rPr>
   </w:style>
-  <w:style w:type="paragraph" w:styleId="EndnoteText">
+  <w:style w:type="paragraph" w:styleId="Textonotaalfinal">
     <w:name w:val="endnote text"/>
-    <w:link w:val="EndnoteTextChar"/>
+    <w:link w:val="TextonotaalfinalCar"/>
     <w:uiPriority w:val="99"/>
     <w:semiHidden/>
     <w:unhideWhenUsed/>
@@ -15076,9 +15056,9 @@
       <w:szCs w:val="20"/>
     </w:rPr>
   </w:style>
-  <w:style w:type="character" w:customStyle="1" w:styleId="EndnoteTextChar">
-    <w:name w:val="Endnote Text Char"/>
-    <w:link w:val="EndnoteText"/>
+  <w:style w:type="character" w:customStyle="1" w:styleId="TextonotaalfinalCar">
+    <w:name w:val="Texto nota al final Car"/>
+    <w:link w:val="Textonotaalfinal"/>
     <w:uiPriority w:val="99"/>
     <w:semiHidden/>
     <w:unhideWhenUsed/>
